--- a/downloads/teacher/05 Materials/Unit 02/Handouts/Handout 02.05 - Goal Ladder and Decision Grid.docx
+++ b/downloads/teacher/05 Materials/Unit 02/Handouts/Handout 02.05 - Goal Ladder and Decision Grid.docx
@@ -46,17 +46,6 @@
         <w:t xml:space="preserve">Word bank in other languages</w:t>
       </w:r>
       <w:bookmarkEnd w:id="21"/>
-    </w:p>
-    <w:p>
-      <w:pPr>
-        <w:pStyle w:val="FirstParagraph"/>
-      </w:pPr>
-      <w:r>
-        <w:rPr>
-          <w:rStyle w:val="TeacherNote"/>
-        </w:rPr>
-        <w:t xml:space="preserve">[Check with a native speaker before printing.]</w:t>
-      </w:r>
     </w:p>
     <w:tbl>
       <w:tblPr>
@@ -1807,51 +1796,6 @@
       <w:r>
         <w:t xml:space="preserve">Total: ______ / 12. Meets on all three is 9.</w:t>
       </w:r>
-      <w:r>
-        <w:t xml:space="preserve"> </w:t>
-      </w:r>
-      <w:r>
-        <w:rPr>
-          <w:rStyle w:val="TeacherNote"/>
-        </w:rPr>
-        <w:t xml:space="preserve">[Sal: 9 and up is the</w:t>
-      </w:r>
-      <w:r>
-        <w:rPr>
-          <w:rStyle w:val="TeacherNote"/>
-        </w:rPr>
-        <w:t xml:space="preserve"> </w:t>
-      </w:r>
-      <w:r>
-        <w:rPr>
-          <w:rStyle w:val="TeacherNote"/>
-        </w:rPr>
-        <w:t xml:space="preserve">“</w:t>
-      </w:r>
-      <w:r>
-        <w:rPr>
-          <w:rStyle w:val="TeacherNote"/>
-        </w:rPr>
-        <w:t xml:space="preserve">met the check</w:t>
-      </w:r>
-      <w:r>
-        <w:rPr>
-          <w:rStyle w:val="TeacherNote"/>
-        </w:rPr>
-        <w:t xml:space="preserve">”</w:t>
-      </w:r>
-      <w:r>
-        <w:rPr>
-          <w:rStyle w:val="TeacherNote"/>
-        </w:rPr>
-        <w:t xml:space="preserve"> </w:t>
-      </w:r>
-      <w:r>
-        <w:rPr>
-          <w:rStyle w:val="TeacherNote"/>
-        </w:rPr>
-        <w:t xml:space="preserve">line.]</w:t>
-      </w:r>
     </w:p>
     <w:p>
       <w:pPr>
@@ -2502,16 +2446,7 @@
         <w:t xml:space="preserve"> </w:t>
       </w:r>
       <w:r>
-        <w:t xml:space="preserve">Meets on all three (9) is the line. Read the student’s self-score; a self-score two or more points above yours is a conference, not a mark-down. Keep the Goal Plans in the FACS folder; the first rung is scheduled in Lesson 2.6, and the look-back happens four weeks after Day 2</w:t>
-      </w:r>
-      <w:r>
-        <w:t xml:space="preserve"> </w:t>
-      </w:r>
-      <w:r>
-        <w:rPr>
-          <w:rStyle w:val="TeacherNote"/>
-        </w:rPr>
-        <w:t xml:space="preserve">[Sal: pick the day in Topic 2.4].</w:t>
+        <w:t xml:space="preserve">Meets on all three (9) is the line. Read the student’s self-score; a self-score two or more points above yours is a conference, not a mark-down. Keep the Goal Plans in the FACS folder; the first rung is scheduled in Lesson 2.6, and the look-back happens four weeks after Day 2.</w:t>
       </w:r>
     </w:p>
     <w:sectPr>
